--- a/QR.docx
+++ b/QR.docx
@@ -241,6 +241,334 @@
           </wp:inline>
         </w:drawing>
       </w:r>
+    </w:p>
+    <w:p/>
+    <w:p>
+      <w:r>
+        <w:br w:type="page"/>
+      </w:r>
+    </w:p>
+    <w:p>
+      <w:r>
+        <w:rPr>
+          <w:noProof/>
+        </w:rPr>
+        <w:lastRenderedPageBreak/>
+        <w:drawing>
+          <wp:inline distT="0" distB="0" distL="0" distR="0" wp14:anchorId="401A1C3A" wp14:editId="44B9C140">
+            <wp:extent cx="5600700" cy="7258050"/>
+            <wp:effectExtent l="0" t="0" r="0" b="0"/>
+            <wp:docPr id="1553570651" name="Imagen 1"/>
+            <wp:cNvGraphicFramePr>
+              <a:graphicFrameLocks xmlns:a="http://schemas.openxmlformats.org/drawingml/2006/main" noChangeAspect="1"/>
+            </wp:cNvGraphicFramePr>
+            <a:graphic xmlns:a="http://schemas.openxmlformats.org/drawingml/2006/main">
+              <a:graphicData uri="http://schemas.openxmlformats.org/drawingml/2006/picture">
+                <pic:pic xmlns:pic="http://schemas.openxmlformats.org/drawingml/2006/picture">
+                  <pic:nvPicPr>
+                    <pic:cNvPr id="0" name="Picture 1"/>
+                    <pic:cNvPicPr>
+                      <a:picLocks noChangeAspect="1" noChangeArrowheads="1"/>
+                    </pic:cNvPicPr>
+                  </pic:nvPicPr>
+                  <pic:blipFill>
+                    <a:blip r:embed="rId4" cstate="print">
+                      <a:extLst>
+                        <a:ext uri="{28A0092B-C50C-407E-A947-70E740481C1C}">
+                          <a14:useLocalDpi xmlns:a14="http://schemas.microsoft.com/office/drawing/2010/main" val="0"/>
+                        </a:ext>
+                      </a:extLst>
+                    </a:blip>
+                    <a:srcRect/>
+                    <a:stretch>
+                      <a:fillRect/>
+                    </a:stretch>
+                  </pic:blipFill>
+                  <pic:spPr bwMode="auto">
+                    <a:xfrm>
+                      <a:off x="0" y="0"/>
+                      <a:ext cx="5600700" cy="7258050"/>
+                    </a:xfrm>
+                    <a:prstGeom prst="rect">
+                      <a:avLst/>
+                    </a:prstGeom>
+                    <a:noFill/>
+                    <a:ln>
+                      <a:noFill/>
+                    </a:ln>
+                  </pic:spPr>
+                </pic:pic>
+              </a:graphicData>
+            </a:graphic>
+          </wp:inline>
+        </w:drawing>
+      </w:r>
+    </w:p>
+    <w:p/>
+    <w:p/>
+    <w:p/>
+    <w:p>
+      <w:r>
+        <w:rPr>
+          <w:noProof/>
+        </w:rPr>
+        <w:lastRenderedPageBreak/>
+        <w:drawing>
+          <wp:anchor distT="0" distB="0" distL="114300" distR="114300" simplePos="0" relativeHeight="251661312" behindDoc="0" locked="0" layoutInCell="1" allowOverlap="1" wp14:anchorId="2BA0032B" wp14:editId="52CFCA50">
+            <wp:simplePos x="0" y="0"/>
+            <wp:positionH relativeFrom="margin">
+              <wp:align>right</wp:align>
+            </wp:positionH>
+            <wp:positionV relativeFrom="margin">
+              <wp:posOffset>293370</wp:posOffset>
+            </wp:positionV>
+            <wp:extent cx="2091055" cy="2709545"/>
+            <wp:effectExtent l="0" t="0" r="4445" b="0"/>
+            <wp:wrapSquare wrapText="bothSides"/>
+            <wp:docPr id="1673314657" name="Imagen 1"/>
+            <wp:cNvGraphicFramePr>
+              <a:graphicFrameLocks xmlns:a="http://schemas.openxmlformats.org/drawingml/2006/main" noChangeAspect="1"/>
+            </wp:cNvGraphicFramePr>
+            <a:graphic xmlns:a="http://schemas.openxmlformats.org/drawingml/2006/main">
+              <a:graphicData uri="http://schemas.openxmlformats.org/drawingml/2006/picture">
+                <pic:pic xmlns:pic="http://schemas.openxmlformats.org/drawingml/2006/picture">
+                  <pic:nvPicPr>
+                    <pic:cNvPr id="0" name="Picture 1"/>
+                    <pic:cNvPicPr>
+                      <a:picLocks noChangeAspect="1" noChangeArrowheads="1"/>
+                    </pic:cNvPicPr>
+                  </pic:nvPicPr>
+                  <pic:blipFill>
+                    <a:blip r:embed="rId5" cstate="print">
+                      <a:extLst>
+                        <a:ext uri="{28A0092B-C50C-407E-A947-70E740481C1C}">
+                          <a14:useLocalDpi xmlns:a14="http://schemas.microsoft.com/office/drawing/2010/main" val="0"/>
+                        </a:ext>
+                      </a:extLst>
+                    </a:blip>
+                    <a:srcRect/>
+                    <a:stretch>
+                      <a:fillRect/>
+                    </a:stretch>
+                  </pic:blipFill>
+                  <pic:spPr bwMode="auto">
+                    <a:xfrm>
+                      <a:off x="0" y="0"/>
+                      <a:ext cx="2091055" cy="2709545"/>
+                    </a:xfrm>
+                    <a:prstGeom prst="rect">
+                      <a:avLst/>
+                    </a:prstGeom>
+                    <a:noFill/>
+                    <a:ln>
+                      <a:noFill/>
+                    </a:ln>
+                  </pic:spPr>
+                </pic:pic>
+              </a:graphicData>
+            </a:graphic>
+          </wp:anchor>
+        </w:drawing>
+      </w:r>
+      <w:r>
+        <w:rPr>
+          <w:noProof/>
+        </w:rPr>
+        <w:drawing>
+          <wp:inline distT="0" distB="0" distL="0" distR="0" wp14:anchorId="75257542" wp14:editId="621B77CC">
+            <wp:extent cx="2091193" cy="2710015"/>
+            <wp:effectExtent l="0" t="0" r="4445" b="0"/>
+            <wp:docPr id="2019708586" name="Imagen 1"/>
+            <wp:cNvGraphicFramePr>
+              <a:graphicFrameLocks xmlns:a="http://schemas.openxmlformats.org/drawingml/2006/main" noChangeAspect="1"/>
+            </wp:cNvGraphicFramePr>
+            <a:graphic xmlns:a="http://schemas.openxmlformats.org/drawingml/2006/main">
+              <a:graphicData uri="http://schemas.openxmlformats.org/drawingml/2006/picture">
+                <pic:pic xmlns:pic="http://schemas.openxmlformats.org/drawingml/2006/picture">
+                  <pic:nvPicPr>
+                    <pic:cNvPr id="0" name="Picture 1"/>
+                    <pic:cNvPicPr>
+                      <a:picLocks noChangeAspect="1" noChangeArrowheads="1"/>
+                    </pic:cNvPicPr>
+                  </pic:nvPicPr>
+                  <pic:blipFill>
+                    <a:blip r:embed="rId6" cstate="print">
+                      <a:extLst>
+                        <a:ext uri="{28A0092B-C50C-407E-A947-70E740481C1C}">
+                          <a14:useLocalDpi xmlns:a14="http://schemas.microsoft.com/office/drawing/2010/main" val="0"/>
+                        </a:ext>
+                      </a:extLst>
+                    </a:blip>
+                    <a:srcRect/>
+                    <a:stretch>
+                      <a:fillRect/>
+                    </a:stretch>
+                  </pic:blipFill>
+                  <pic:spPr bwMode="auto">
+                    <a:xfrm>
+                      <a:off x="0" y="0"/>
+                      <a:ext cx="2115121" cy="2741023"/>
+                    </a:xfrm>
+                    <a:prstGeom prst="rect">
+                      <a:avLst/>
+                    </a:prstGeom>
+                    <a:noFill/>
+                    <a:ln>
+                      <a:noFill/>
+                    </a:ln>
+                  </pic:spPr>
+                </pic:pic>
+              </a:graphicData>
+            </a:graphic>
+          </wp:inline>
+        </w:drawing>
+      </w:r>
+    </w:p>
+    <w:p/>
+    <w:p>
+      <w:r>
+        <w:rPr>
+          <w:noProof/>
+        </w:rPr>
+        <w:drawing>
+          <wp:anchor distT="0" distB="0" distL="114300" distR="114300" simplePos="0" relativeHeight="251663360" behindDoc="0" locked="0" layoutInCell="1" allowOverlap="1" wp14:anchorId="7B73FE59" wp14:editId="30DE7AD8">
+            <wp:simplePos x="0" y="0"/>
+            <wp:positionH relativeFrom="margin">
+              <wp:posOffset>0</wp:posOffset>
+            </wp:positionH>
+            <wp:positionV relativeFrom="margin">
+              <wp:posOffset>3681730</wp:posOffset>
+            </wp:positionV>
+            <wp:extent cx="2091055" cy="2709545"/>
+            <wp:effectExtent l="0" t="0" r="4445" b="0"/>
+            <wp:wrapSquare wrapText="bothSides"/>
+            <wp:docPr id="1093364850" name="Imagen 1"/>
+            <wp:cNvGraphicFramePr>
+              <a:graphicFrameLocks xmlns:a="http://schemas.openxmlformats.org/drawingml/2006/main" noChangeAspect="1"/>
+            </wp:cNvGraphicFramePr>
+            <a:graphic xmlns:a="http://schemas.openxmlformats.org/drawingml/2006/main">
+              <a:graphicData uri="http://schemas.openxmlformats.org/drawingml/2006/picture">
+                <pic:pic xmlns:pic="http://schemas.openxmlformats.org/drawingml/2006/picture">
+                  <pic:nvPicPr>
+                    <pic:cNvPr id="0" name="Picture 1"/>
+                    <pic:cNvPicPr>
+                      <a:picLocks noChangeAspect="1" noChangeArrowheads="1"/>
+                    </pic:cNvPicPr>
+                  </pic:nvPicPr>
+                  <pic:blipFill>
+                    <a:blip r:embed="rId5" cstate="print">
+                      <a:extLst>
+                        <a:ext uri="{28A0092B-C50C-407E-A947-70E740481C1C}">
+                          <a14:useLocalDpi xmlns:a14="http://schemas.microsoft.com/office/drawing/2010/main" val="0"/>
+                        </a:ext>
+                      </a:extLst>
+                    </a:blip>
+                    <a:srcRect/>
+                    <a:stretch>
+                      <a:fillRect/>
+                    </a:stretch>
+                  </pic:blipFill>
+                  <pic:spPr bwMode="auto">
+                    <a:xfrm>
+                      <a:off x="0" y="0"/>
+                      <a:ext cx="2091055" cy="2709545"/>
+                    </a:xfrm>
+                    <a:prstGeom prst="rect">
+                      <a:avLst/>
+                    </a:prstGeom>
+                    <a:noFill/>
+                    <a:ln>
+                      <a:noFill/>
+                    </a:ln>
+                  </pic:spPr>
+                </pic:pic>
+              </a:graphicData>
+            </a:graphic>
+          </wp:anchor>
+        </w:drawing>
+      </w:r>
+      <w:r>
+        <w:t xml:space="preserve"> </w:t>
+      </w:r>
+      <w:r>
+        <w:tab/>
+      </w:r>
+    </w:p>
+    <w:p>
+      <w:r>
+        <w:rPr>
+          <w:noProof/>
+        </w:rPr>
+        <w:drawing>
+          <wp:anchor distT="0" distB="0" distL="114300" distR="114300" simplePos="0" relativeHeight="251665408" behindDoc="0" locked="0" layoutInCell="1" allowOverlap="1" wp14:anchorId="15D0E27D" wp14:editId="39E21222">
+            <wp:simplePos x="0" y="0"/>
+            <wp:positionH relativeFrom="margin">
+              <wp:posOffset>3601278</wp:posOffset>
+            </wp:positionH>
+            <wp:positionV relativeFrom="margin">
+              <wp:posOffset>3692028</wp:posOffset>
+            </wp:positionV>
+            <wp:extent cx="2091055" cy="2709545"/>
+            <wp:effectExtent l="0" t="0" r="4445" b="0"/>
+            <wp:wrapSquare wrapText="bothSides"/>
+            <wp:docPr id="1037940763" name="Imagen 1"/>
+            <wp:cNvGraphicFramePr>
+              <a:graphicFrameLocks xmlns:a="http://schemas.openxmlformats.org/drawingml/2006/main" noChangeAspect="1"/>
+            </wp:cNvGraphicFramePr>
+            <a:graphic xmlns:a="http://schemas.openxmlformats.org/drawingml/2006/main">
+              <a:graphicData uri="http://schemas.openxmlformats.org/drawingml/2006/picture">
+                <pic:pic xmlns:pic="http://schemas.openxmlformats.org/drawingml/2006/picture">
+                  <pic:nvPicPr>
+                    <pic:cNvPr id="0" name="Picture 1"/>
+                    <pic:cNvPicPr>
+                      <a:picLocks noChangeAspect="1" noChangeArrowheads="1"/>
+                    </pic:cNvPicPr>
+                  </pic:nvPicPr>
+                  <pic:blipFill>
+                    <a:blip r:embed="rId5" cstate="print">
+                      <a:extLst>
+                        <a:ext uri="{28A0092B-C50C-407E-A947-70E740481C1C}">
+                          <a14:useLocalDpi xmlns:a14="http://schemas.microsoft.com/office/drawing/2010/main" val="0"/>
+                        </a:ext>
+                      </a:extLst>
+                    </a:blip>
+                    <a:srcRect/>
+                    <a:stretch>
+                      <a:fillRect/>
+                    </a:stretch>
+                  </pic:blipFill>
+                  <pic:spPr bwMode="auto">
+                    <a:xfrm>
+                      <a:off x="0" y="0"/>
+                      <a:ext cx="2091055" cy="2709545"/>
+                    </a:xfrm>
+                    <a:prstGeom prst="rect">
+                      <a:avLst/>
+                    </a:prstGeom>
+                    <a:noFill/>
+                    <a:ln>
+                      <a:noFill/>
+                    </a:ln>
+                  </pic:spPr>
+                </pic:pic>
+              </a:graphicData>
+            </a:graphic>
+          </wp:anchor>
+        </w:drawing>
+      </w:r>
+    </w:p>
+    <w:p/>
+    <w:p/>
+    <w:p/>
+    <w:p/>
+    <w:p/>
+    <w:p/>
+    <w:p/>
+    <w:p/>
+    <w:p>
+      <w:pPr>
+        <w:ind w:firstLine="708"/>
+      </w:pPr>
     </w:p>
     <w:sectPr>
       <w:pgSz w:w="12240" w:h="15840"/>
